--- a/_Documects/end/กิตติกรรมประกาศ.docx
+++ b/_Documects/end/กิตติกรรมประกาศ.docx
@@ -1,6 +1,6 @@
 
 <file path=word/document.xml><?xml version="1.0" encoding="utf-8"?>
-<w:document xmlns:wpc="http://schemas.microsoft.com/office/word/2010/wordprocessingCanvas" xmlns:cx="http://schemas.microsoft.com/office/drawing/2014/chartex" xmlns:cx1="http://schemas.microsoft.com/office/drawing/2015/9/8/chartex" xmlns:cx2="http://schemas.microsoft.com/office/drawing/2015/10/21/chartex" xmlns:cx3="http://schemas.microsoft.com/office/drawing/2016/5/9/chartex" xmlns:cx4="http://schemas.microsoft.com/office/drawing/2016/5/10/chartex" xmlns:cx5="http://schemas.microsoft.com/office/drawing/2016/5/11/chartex" xmlns:cx6="http://schemas.microsoft.com/office/drawing/2016/5/12/chartex" xmlns:cx7="http://schemas.microsoft.com/office/drawing/2016/5/13/chartex" xmlns:cx8="http://schemas.microsoft.com/office/drawing/2016/5/14/chartex" xmlns:mc="http://schemas.openxmlformats.org/markup-compatibility/2006" xmlns:aink="http://schemas.microsoft.com/office/drawing/2016/ink" xmlns:am3d="http://schemas.microsoft.com/office/drawing/2017/model3d" xmlns:o="urn:schemas-microsoft-com:office:office" xmlns:oel="http://schemas.microsoft.com/office/2019/extlst" xmlns:r="http://schemas.openxmlformats.org/officeDocument/2006/relationships" xmlns:m="http://schemas.openxmlformats.org/officeDocument/2006/math" xmlns:v="urn:schemas-microsoft-com:vml" xmlns:wp14="http://schemas.microsoft.com/office/word/2010/wordprocessingDrawing" xmlns:wp="http://schemas.openxmlformats.org/drawingml/2006/wordprocessingDrawing" xmlns:w10="urn:schemas-microsoft-com:office:word" xmlns:w="http://schemas.openxmlformats.org/wordprocessingml/2006/main" xmlns:w14="http://schemas.microsoft.com/office/word/2010/wordml" xmlns:w15="http://schemas.microsoft.com/office/word/2012/wordml" xmlns:w16cex="http://schemas.microsoft.com/office/word/2018/wordml/cex" xmlns:w16cid="http://schemas.microsoft.com/office/word/2016/wordml/cid" xmlns:w16="http://schemas.microsoft.com/office/word/2018/wordml" xmlns:w16du="http://schemas.microsoft.com/office/word/2023/wordml/word16du" xmlns:w16sdtdh="http://schemas.microsoft.com/office/word/2020/wordml/sdtdatahash" xmlns:w16sdtfl="http://schemas.microsoft.com/office/word/2024/wordml/sdtformatlock" xmlns:w16se="http://schemas.microsoft.com/office/word/2015/wordml/symex" xmlns:wpg="http://schemas.microsoft.com/office/word/2010/wordprocessingGroup" xmlns:wpi="http://schemas.microsoft.com/office/word/2010/wordprocessingInk" xmlns:wne="http://schemas.microsoft.com/office/word/2006/wordml" xmlns:wps="http://schemas.microsoft.com/office/word/2010/wordprocessingShape" mc:Ignorable="w14 w15 w16se w16cid w16 w16cex w16sdtdh w16sdtfl w16du wp14">
+<w:document xmlns:wpc="http://schemas.microsoft.com/office/word/2010/wordprocessingCanvas" xmlns:cx="http://schemas.microsoft.com/office/drawing/2014/chartex" xmlns:cx1="http://schemas.microsoft.com/office/drawing/2015/9/8/chartex" xmlns:cx2="http://schemas.microsoft.com/office/drawing/2015/10/21/chartex" xmlns:cx3="http://schemas.microsoft.com/office/drawing/2016/5/9/chartex" xmlns:cx4="http://schemas.microsoft.com/office/drawing/2016/5/10/chartex" xmlns:cx5="http://schemas.microsoft.com/office/drawing/2016/5/11/chartex" xmlns:cx6="http://schemas.microsoft.com/office/drawing/2016/5/12/chartex" xmlns:cx7="http://schemas.microsoft.com/office/drawing/2016/5/13/chartex" xmlns:cx8="http://schemas.microsoft.com/office/drawing/2016/5/14/chartex" xmlns:mc="http://schemas.openxmlformats.org/markup-compatibility/2006" xmlns:aink="http://schemas.microsoft.com/office/drawing/2016/ink" xmlns:am3d="http://schemas.microsoft.com/office/drawing/2017/model3d" xmlns:o="urn:schemas-microsoft-com:office:office" xmlns:oel="http://schemas.microsoft.com/office/2019/extlst" xmlns:r="http://schemas.openxmlformats.org/officeDocument/2006/relationships" xmlns:m="http://schemas.openxmlformats.org/officeDocument/2006/math" xmlns:v="urn:schemas-microsoft-com:vml" xmlns:wp14="http://schemas.microsoft.com/office/word/2010/wordprocessingDrawing" xmlns:wp="http://schemas.openxmlformats.org/drawingml/2006/wordprocessingDrawing" xmlns:w10="urn:schemas-microsoft-com:office:word" xmlns:w="http://schemas.openxmlformats.org/wordprocessingml/2006/main" xmlns:w14="http://schemas.microsoft.com/office/word/2010/wordml" xmlns:w15="http://schemas.microsoft.com/office/word/2012/wordml" xmlns:w16cex="http://schemas.microsoft.com/office/word/2018/wordml/cex" xmlns:w16cid="http://schemas.microsoft.com/office/word/2016/wordml/cid" xmlns:w16="http://schemas.microsoft.com/office/word/2018/wordml" xmlns:w16sdtdh="http://schemas.microsoft.com/office/word/2020/wordml/sdtdatahash" xmlns:w16se="http://schemas.microsoft.com/office/word/2015/wordml/symex" xmlns:wpg="http://schemas.microsoft.com/office/word/2010/wordprocessingGroup" xmlns:wpi="http://schemas.microsoft.com/office/word/2010/wordprocessingInk" xmlns:wne="http://schemas.microsoft.com/office/word/2006/wordml" xmlns:wps="http://schemas.microsoft.com/office/word/2010/wordprocessingShape" mc:Ignorable="w14 w15 w16se w16cid w16 w16cex w16sdtdh wp14">
   <w:body>
     <w:p>
       <w:pPr>
@@ -705,6 +705,7 @@
       </w:r>
     </w:p>
     <w:sectPr>
+      <w:headerReference w:type="default" r:id="rId8"/>
       <w:pgSz w:w="11906" w:h="16838" w:code="9"/>
       <w:pgMar w:top="2160" w:right="1440" w:bottom="1440" w:left="2160" w:header="720" w:footer="720" w:gutter="0"/>
       <w:cols w:space="720"/>
@@ -715,7 +716,7 @@
 </file>
 
 <file path=word/endnotes.xml><?xml version="1.0" encoding="utf-8"?>
-<w:endnotes xmlns:wpc="http://schemas.microsoft.com/office/word/2010/wordprocessingCanvas" xmlns:cx="http://schemas.microsoft.com/office/drawing/2014/chartex" xmlns:cx1="http://schemas.microsoft.com/office/drawing/2015/9/8/chartex" xmlns:cx2="http://schemas.microsoft.com/office/drawing/2015/10/21/chartex" xmlns:cx3="http://schemas.microsoft.com/office/drawing/2016/5/9/chartex" xmlns:cx4="http://schemas.microsoft.com/office/drawing/2016/5/10/chartex" xmlns:cx5="http://schemas.microsoft.com/office/drawing/2016/5/11/chartex" xmlns:cx6="http://schemas.microsoft.com/office/drawing/2016/5/12/chartex" xmlns:cx7="http://schemas.microsoft.com/office/drawing/2016/5/13/chartex" xmlns:cx8="http://schemas.microsoft.com/office/drawing/2016/5/14/chartex" xmlns:mc="http://schemas.openxmlformats.org/markup-compatibility/2006" xmlns:aink="http://schemas.microsoft.com/office/drawing/2016/ink" xmlns:am3d="http://schemas.microsoft.com/office/drawing/2017/model3d" xmlns:o="urn:schemas-microsoft-com:office:office" xmlns:oel="http://schemas.microsoft.com/office/2019/extlst" xmlns:r="http://schemas.openxmlformats.org/officeDocument/2006/relationships" xmlns:m="http://schemas.openxmlformats.org/officeDocument/2006/math" xmlns:v="urn:schemas-microsoft-com:vml" xmlns:wp14="http://schemas.microsoft.com/office/word/2010/wordprocessingDrawing" xmlns:wp="http://schemas.openxmlformats.org/drawingml/2006/wordprocessingDrawing" xmlns:w10="urn:schemas-microsoft-com:office:word" xmlns:w="http://schemas.openxmlformats.org/wordprocessingml/2006/main" xmlns:w14="http://schemas.microsoft.com/office/word/2010/wordml" xmlns:w15="http://schemas.microsoft.com/office/word/2012/wordml" xmlns:w16cex="http://schemas.microsoft.com/office/word/2018/wordml/cex" xmlns:w16cid="http://schemas.microsoft.com/office/word/2016/wordml/cid" xmlns:w16="http://schemas.microsoft.com/office/word/2018/wordml" xmlns:w16du="http://schemas.microsoft.com/office/word/2023/wordml/word16du" xmlns:w16sdtdh="http://schemas.microsoft.com/office/word/2020/wordml/sdtdatahash" xmlns:w16sdtfl="http://schemas.microsoft.com/office/word/2024/wordml/sdtformatlock" xmlns:w16se="http://schemas.microsoft.com/office/word/2015/wordml/symex" xmlns:wpg="http://schemas.microsoft.com/office/word/2010/wordprocessingGroup" xmlns:wpi="http://schemas.microsoft.com/office/word/2010/wordprocessingInk" xmlns:wne="http://schemas.microsoft.com/office/word/2006/wordml" xmlns:wps="http://schemas.microsoft.com/office/word/2010/wordprocessingShape" mc:Ignorable="w14 w15 w16se w16cid w16 w16cex w16sdtdh w16sdtfl w16du wp14">
+<w:endnotes xmlns:wpc="http://schemas.microsoft.com/office/word/2010/wordprocessingCanvas" xmlns:cx="http://schemas.microsoft.com/office/drawing/2014/chartex" xmlns:cx1="http://schemas.microsoft.com/office/drawing/2015/9/8/chartex" xmlns:cx2="http://schemas.microsoft.com/office/drawing/2015/10/21/chartex" xmlns:cx3="http://schemas.microsoft.com/office/drawing/2016/5/9/chartex" xmlns:cx4="http://schemas.microsoft.com/office/drawing/2016/5/10/chartex" xmlns:cx5="http://schemas.microsoft.com/office/drawing/2016/5/11/chartex" xmlns:cx6="http://schemas.microsoft.com/office/drawing/2016/5/12/chartex" xmlns:cx7="http://schemas.microsoft.com/office/drawing/2016/5/13/chartex" xmlns:cx8="http://schemas.microsoft.com/office/drawing/2016/5/14/chartex" xmlns:mc="http://schemas.openxmlformats.org/markup-compatibility/2006" xmlns:aink="http://schemas.microsoft.com/office/drawing/2016/ink" xmlns:am3d="http://schemas.microsoft.com/office/drawing/2017/model3d" xmlns:o="urn:schemas-microsoft-com:office:office" xmlns:oel="http://schemas.microsoft.com/office/2019/extlst" xmlns:r="http://schemas.openxmlformats.org/officeDocument/2006/relationships" xmlns:m="http://schemas.openxmlformats.org/officeDocument/2006/math" xmlns:v="urn:schemas-microsoft-com:vml" xmlns:wp14="http://schemas.microsoft.com/office/word/2010/wordprocessingDrawing" xmlns:wp="http://schemas.openxmlformats.org/drawingml/2006/wordprocessingDrawing" xmlns:w10="urn:schemas-microsoft-com:office:word" xmlns:w="http://schemas.openxmlformats.org/wordprocessingml/2006/main" xmlns:w14="http://schemas.microsoft.com/office/word/2010/wordml" xmlns:w15="http://schemas.microsoft.com/office/word/2012/wordml" xmlns:w16cex="http://schemas.microsoft.com/office/word/2018/wordml/cex" xmlns:w16cid="http://schemas.microsoft.com/office/word/2016/wordml/cid" xmlns:w16="http://schemas.microsoft.com/office/word/2018/wordml" xmlns:w16sdtdh="http://schemas.microsoft.com/office/word/2020/wordml/sdtdatahash" xmlns:w16se="http://schemas.microsoft.com/office/word/2015/wordml/symex" xmlns:wpg="http://schemas.microsoft.com/office/word/2010/wordprocessingGroup" xmlns:wpi="http://schemas.microsoft.com/office/word/2010/wordprocessingInk" xmlns:wne="http://schemas.microsoft.com/office/word/2006/wordml" xmlns:wps="http://schemas.microsoft.com/office/word/2010/wordprocessingShape" mc:Ignorable="w14 w15 w16se w16cid w16 w16cex w16sdtdh wp14">
   <w:endnote w:type="separator" w:id="-1">
     <w:p>
       <w:pPr>
@@ -740,7 +741,7 @@
 </file>
 
 <file path=word/footnotes.xml><?xml version="1.0" encoding="utf-8"?>
-<w:footnotes xmlns:wpc="http://schemas.microsoft.com/office/word/2010/wordprocessingCanvas" xmlns:cx="http://schemas.microsoft.com/office/drawing/2014/chartex" xmlns:cx1="http://schemas.microsoft.com/office/drawing/2015/9/8/chartex" xmlns:cx2="http://schemas.microsoft.com/office/drawing/2015/10/21/chartex" xmlns:cx3="http://schemas.microsoft.com/office/drawing/2016/5/9/chartex" xmlns:cx4="http://schemas.microsoft.com/office/drawing/2016/5/10/chartex" xmlns:cx5="http://schemas.microsoft.com/office/drawing/2016/5/11/chartex" xmlns:cx6="http://schemas.microsoft.com/office/drawing/2016/5/12/chartex" xmlns:cx7="http://schemas.microsoft.com/office/drawing/2016/5/13/chartex" xmlns:cx8="http://schemas.microsoft.com/office/drawing/2016/5/14/chartex" xmlns:mc="http://schemas.openxmlformats.org/markup-compatibility/2006" xmlns:aink="http://schemas.microsoft.com/office/drawing/2016/ink" xmlns:am3d="http://schemas.microsoft.com/office/drawing/2017/model3d" xmlns:o="urn:schemas-microsoft-com:office:office" xmlns:oel="http://schemas.microsoft.com/office/2019/extlst" xmlns:r="http://schemas.openxmlformats.org/officeDocument/2006/relationships" xmlns:m="http://schemas.openxmlformats.org/officeDocument/2006/math" xmlns:v="urn:schemas-microsoft-com:vml" xmlns:wp14="http://schemas.microsoft.com/office/word/2010/wordprocessingDrawing" xmlns:wp="http://schemas.openxmlformats.org/drawingml/2006/wordprocessingDrawing" xmlns:w10="urn:schemas-microsoft-com:office:word" xmlns:w="http://schemas.openxmlformats.org/wordprocessingml/2006/main" xmlns:w14="http://schemas.microsoft.com/office/word/2010/wordml" xmlns:w15="http://schemas.microsoft.com/office/word/2012/wordml" xmlns:w16cex="http://schemas.microsoft.com/office/word/2018/wordml/cex" xmlns:w16cid="http://schemas.microsoft.com/office/word/2016/wordml/cid" xmlns:w16="http://schemas.microsoft.com/office/word/2018/wordml" xmlns:w16du="http://schemas.microsoft.com/office/word/2023/wordml/word16du" xmlns:w16sdtdh="http://schemas.microsoft.com/office/word/2020/wordml/sdtdatahash" xmlns:w16sdtfl="http://schemas.microsoft.com/office/word/2024/wordml/sdtformatlock" xmlns:w16se="http://schemas.microsoft.com/office/word/2015/wordml/symex" xmlns:wpg="http://schemas.microsoft.com/office/word/2010/wordprocessingGroup" xmlns:wpi="http://schemas.microsoft.com/office/word/2010/wordprocessingInk" xmlns:wne="http://schemas.microsoft.com/office/word/2006/wordml" xmlns:wps="http://schemas.microsoft.com/office/word/2010/wordprocessingShape" mc:Ignorable="w14 w15 w16se w16cid w16 w16cex w16sdtdh w16sdtfl w16du wp14">
+<w:footnotes xmlns:wpc="http://schemas.microsoft.com/office/word/2010/wordprocessingCanvas" xmlns:cx="http://schemas.microsoft.com/office/drawing/2014/chartex" xmlns:cx1="http://schemas.microsoft.com/office/drawing/2015/9/8/chartex" xmlns:cx2="http://schemas.microsoft.com/office/drawing/2015/10/21/chartex" xmlns:cx3="http://schemas.microsoft.com/office/drawing/2016/5/9/chartex" xmlns:cx4="http://schemas.microsoft.com/office/drawing/2016/5/10/chartex" xmlns:cx5="http://schemas.microsoft.com/office/drawing/2016/5/11/chartex" xmlns:cx6="http://schemas.microsoft.com/office/drawing/2016/5/12/chartex" xmlns:cx7="http://schemas.microsoft.com/office/drawing/2016/5/13/chartex" xmlns:cx8="http://schemas.microsoft.com/office/drawing/2016/5/14/chartex" xmlns:mc="http://schemas.openxmlformats.org/markup-compatibility/2006" xmlns:aink="http://schemas.microsoft.com/office/drawing/2016/ink" xmlns:am3d="http://schemas.microsoft.com/office/drawing/2017/model3d" xmlns:o="urn:schemas-microsoft-com:office:office" xmlns:oel="http://schemas.microsoft.com/office/2019/extlst" xmlns:r="http://schemas.openxmlformats.org/officeDocument/2006/relationships" xmlns:m="http://schemas.openxmlformats.org/officeDocument/2006/math" xmlns:v="urn:schemas-microsoft-com:vml" xmlns:wp14="http://schemas.microsoft.com/office/word/2010/wordprocessingDrawing" xmlns:wp="http://schemas.openxmlformats.org/drawingml/2006/wordprocessingDrawing" xmlns:w10="urn:schemas-microsoft-com:office:word" xmlns:w="http://schemas.openxmlformats.org/wordprocessingml/2006/main" xmlns:w14="http://schemas.microsoft.com/office/word/2010/wordml" xmlns:w15="http://schemas.microsoft.com/office/word/2012/wordml" xmlns:w16cex="http://schemas.microsoft.com/office/word/2018/wordml/cex" xmlns:w16cid="http://schemas.microsoft.com/office/word/2016/wordml/cid" xmlns:w16="http://schemas.microsoft.com/office/word/2018/wordml" xmlns:w16sdtdh="http://schemas.microsoft.com/office/word/2020/wordml/sdtdatahash" xmlns:w16se="http://schemas.microsoft.com/office/word/2015/wordml/symex" xmlns:wpg="http://schemas.microsoft.com/office/word/2010/wordprocessingGroup" xmlns:wpi="http://schemas.microsoft.com/office/word/2010/wordprocessingInk" xmlns:wne="http://schemas.microsoft.com/office/word/2006/wordml" xmlns:wps="http://schemas.microsoft.com/office/word/2010/wordprocessingShape" mc:Ignorable="w14 w15 w16se w16cid w16 w16cex w16sdtdh wp14">
   <w:footnote w:type="separator" w:id="-1">
     <w:p>
       <w:pPr>
@@ -764,8 +765,57 @@
 </w:footnotes>
 </file>
 
+<file path=word/header1.xml><?xml version="1.0" encoding="utf-8"?>
+<w:hdr xmlns:wpc="http://schemas.microsoft.com/office/word/2010/wordprocessingCanvas" xmlns:cx="http://schemas.microsoft.com/office/drawing/2014/chartex" xmlns:cx1="http://schemas.microsoft.com/office/drawing/2015/9/8/chartex" xmlns:cx2="http://schemas.microsoft.com/office/drawing/2015/10/21/chartex" xmlns:cx3="http://schemas.microsoft.com/office/drawing/2016/5/9/chartex" xmlns:cx4="http://schemas.microsoft.com/office/drawing/2016/5/10/chartex" xmlns:cx5="http://schemas.microsoft.com/office/drawing/2016/5/11/chartex" xmlns:cx6="http://schemas.microsoft.com/office/drawing/2016/5/12/chartex" xmlns:cx7="http://schemas.microsoft.com/office/drawing/2016/5/13/chartex" xmlns:cx8="http://schemas.microsoft.com/office/drawing/2016/5/14/chartex" xmlns:mc="http://schemas.openxmlformats.org/markup-compatibility/2006" xmlns:aink="http://schemas.microsoft.com/office/drawing/2016/ink" xmlns:am3d="http://schemas.microsoft.com/office/drawing/2017/model3d" xmlns:o="urn:schemas-microsoft-com:office:office" xmlns:oel="http://schemas.microsoft.com/office/2019/extlst" xmlns:r="http://schemas.openxmlformats.org/officeDocument/2006/relationships" xmlns:m="http://schemas.openxmlformats.org/officeDocument/2006/math" xmlns:v="urn:schemas-microsoft-com:vml" xmlns:wp14="http://schemas.microsoft.com/office/word/2010/wordprocessingDrawing" xmlns:wp="http://schemas.openxmlformats.org/drawingml/2006/wordprocessingDrawing" xmlns:w10="urn:schemas-microsoft-com:office:word" xmlns:w="http://schemas.openxmlformats.org/wordprocessingml/2006/main" xmlns:w14="http://schemas.microsoft.com/office/word/2010/wordml" xmlns:w15="http://schemas.microsoft.com/office/word/2012/wordml" xmlns:w16cex="http://schemas.microsoft.com/office/word/2018/wordml/cex" xmlns:w16cid="http://schemas.microsoft.com/office/word/2016/wordml/cid" xmlns:w16="http://schemas.microsoft.com/office/word/2018/wordml" xmlns:w16sdtdh="http://schemas.microsoft.com/office/word/2020/wordml/sdtdatahash" xmlns:w16se="http://schemas.microsoft.com/office/word/2015/wordml/symex" xmlns:wpg="http://schemas.microsoft.com/office/word/2010/wordprocessingGroup" xmlns:wpi="http://schemas.microsoft.com/office/word/2010/wordprocessingInk" xmlns:wne="http://schemas.microsoft.com/office/word/2006/wordml" xmlns:wps="http://schemas.microsoft.com/office/word/2010/wordprocessingShape" mc:Ignorable="w14 w15 w16se w16cid w16 w16cex w16sdtdh wp14">
+  <w:sdt>
+    <w:sdtPr>
+      <w:id w:val="-1362971766"/>
+      <w:docPartObj>
+        <w:docPartGallery w:val="Page Numbers (Top of Page)"/>
+        <w:docPartUnique/>
+      </w:docPartObj>
+    </w:sdtPr>
+    <w:sdtEndPr>
+      <w:rPr>
+        <w:rFonts w:ascii="TH SarabunPSK" w:hAnsi="TH SarabunPSK" w:cs="TH SarabunPSK"/>
+        <w:noProof/>
+        <w:sz w:val="32"/>
+        <w:szCs w:val="32"/>
+      </w:rPr>
+    </w:sdtEndPr>
+    <w:sdtContent>
+      <w:p>
+        <w:pPr>
+          <w:pStyle w:val="Header"/>
+          <w:jc w:val="right"/>
+          <w:rPr>
+            <w:rFonts w:ascii="TH SarabunPSK" w:hAnsi="TH SarabunPSK" w:cs="TH SarabunPSK"/>
+            <w:sz w:val="32"/>
+            <w:szCs w:val="32"/>
+          </w:rPr>
+        </w:pPr>
+        <w:r>
+          <w:rPr>
+            <w:rFonts w:ascii="TH SarabunPSK" w:hAnsi="TH SarabunPSK" w:cs="TH SarabunPSK"/>
+            <w:sz w:val="32"/>
+            <w:szCs w:val="32"/>
+            <w:cs/>
+          </w:rPr>
+          <w:t>ค</w:t>
+        </w:r>
+      </w:p>
+    </w:sdtContent>
+  </w:sdt>
+  <w:p>
+    <w:pPr>
+      <w:pStyle w:val="Header"/>
+    </w:pPr>
+  </w:p>
+</w:hdr>
+</file>
+
 <file path=word/numbering.xml><?xml version="1.0" encoding="utf-8"?>
-<w:numbering xmlns:wpc="http://schemas.microsoft.com/office/word/2010/wordprocessingCanvas" xmlns:cx="http://schemas.microsoft.com/office/drawing/2014/chartex" xmlns:cx1="http://schemas.microsoft.com/office/drawing/2015/9/8/chartex" xmlns:cx2="http://schemas.microsoft.com/office/drawing/2015/10/21/chartex" xmlns:cx3="http://schemas.microsoft.com/office/drawing/2016/5/9/chartex" xmlns:cx4="http://schemas.microsoft.com/office/drawing/2016/5/10/chartex" xmlns:cx5="http://schemas.microsoft.com/office/drawing/2016/5/11/chartex" xmlns:cx6="http://schemas.microsoft.com/office/drawing/2016/5/12/chartex" xmlns:cx7="http://schemas.microsoft.com/office/drawing/2016/5/13/chartex" xmlns:cx8="http://schemas.microsoft.com/office/drawing/2016/5/14/chartex" xmlns:mc="http://schemas.openxmlformats.org/markup-compatibility/2006" xmlns:aink="http://schemas.microsoft.com/office/drawing/2016/ink" xmlns:am3d="http://schemas.microsoft.com/office/drawing/2017/model3d" xmlns:o="urn:schemas-microsoft-com:office:office" xmlns:oel="http://schemas.microsoft.com/office/2019/extlst" xmlns:r="http://schemas.openxmlformats.org/officeDocument/2006/relationships" xmlns:m="http://schemas.openxmlformats.org/officeDocument/2006/math" xmlns:v="urn:schemas-microsoft-com:vml" xmlns:wp14="http://schemas.microsoft.com/office/word/2010/wordprocessingDrawing" xmlns:wp="http://schemas.openxmlformats.org/drawingml/2006/wordprocessingDrawing" xmlns:w10="urn:schemas-microsoft-com:office:word" xmlns:w="http://schemas.openxmlformats.org/wordprocessingml/2006/main" xmlns:w14="http://schemas.microsoft.com/office/word/2010/wordml" xmlns:w15="http://schemas.microsoft.com/office/word/2012/wordml" xmlns:w16cex="http://schemas.microsoft.com/office/word/2018/wordml/cex" xmlns:w16cid="http://schemas.microsoft.com/office/word/2016/wordml/cid" xmlns:w16="http://schemas.microsoft.com/office/word/2018/wordml" xmlns:w16du="http://schemas.microsoft.com/office/word/2023/wordml/word16du" xmlns:w16sdtdh="http://schemas.microsoft.com/office/word/2020/wordml/sdtdatahash" xmlns:w16sdtfl="http://schemas.microsoft.com/office/word/2024/wordml/sdtformatlock" xmlns:w16se="http://schemas.microsoft.com/office/word/2015/wordml/symex" xmlns:wpg="http://schemas.microsoft.com/office/word/2010/wordprocessingGroup" xmlns:wpi="http://schemas.microsoft.com/office/word/2010/wordprocessingInk" xmlns:wne="http://schemas.microsoft.com/office/word/2006/wordml" xmlns:wps="http://schemas.microsoft.com/office/word/2010/wordprocessingShape" mc:Ignorable="w14 w15 w16se w16cid w16 w16cex w16sdtdh w16sdtfl w16du wp14">
+<w:numbering xmlns:wpc="http://schemas.microsoft.com/office/word/2010/wordprocessingCanvas" xmlns:cx="http://schemas.microsoft.com/office/drawing/2014/chartex" xmlns:cx1="http://schemas.microsoft.com/office/drawing/2015/9/8/chartex" xmlns:cx2="http://schemas.microsoft.com/office/drawing/2015/10/21/chartex" xmlns:cx3="http://schemas.microsoft.com/office/drawing/2016/5/9/chartex" xmlns:cx4="http://schemas.microsoft.com/office/drawing/2016/5/10/chartex" xmlns:cx5="http://schemas.microsoft.com/office/drawing/2016/5/11/chartex" xmlns:cx6="http://schemas.microsoft.com/office/drawing/2016/5/12/chartex" xmlns:cx7="http://schemas.microsoft.com/office/drawing/2016/5/13/chartex" xmlns:cx8="http://schemas.microsoft.com/office/drawing/2016/5/14/chartex" xmlns:mc="http://schemas.openxmlformats.org/markup-compatibility/2006" xmlns:aink="http://schemas.microsoft.com/office/drawing/2016/ink" xmlns:am3d="http://schemas.microsoft.com/office/drawing/2017/model3d" xmlns:o="urn:schemas-microsoft-com:office:office" xmlns:oel="http://schemas.microsoft.com/office/2019/extlst" xmlns:r="http://schemas.openxmlformats.org/officeDocument/2006/relationships" xmlns:m="http://schemas.openxmlformats.org/officeDocument/2006/math" xmlns:v="urn:schemas-microsoft-com:vml" xmlns:wp14="http://schemas.microsoft.com/office/word/2010/wordprocessingDrawing" xmlns:wp="http://schemas.openxmlformats.org/drawingml/2006/wordprocessingDrawing" xmlns:w10="urn:schemas-microsoft-com:office:word" xmlns:w="http://schemas.openxmlformats.org/wordprocessingml/2006/main" xmlns:w14="http://schemas.microsoft.com/office/word/2010/wordml" xmlns:w15="http://schemas.microsoft.com/office/word/2012/wordml" xmlns:w16cex="http://schemas.microsoft.com/office/word/2018/wordml/cex" xmlns:w16cid="http://schemas.microsoft.com/office/word/2016/wordml/cid" xmlns:w16="http://schemas.microsoft.com/office/word/2018/wordml" xmlns:w16sdtdh="http://schemas.microsoft.com/office/word/2020/wordml/sdtdatahash" xmlns:w16se="http://schemas.microsoft.com/office/word/2015/wordml/symex" xmlns:wpg="http://schemas.microsoft.com/office/word/2010/wordprocessingGroup" xmlns:wpi="http://schemas.microsoft.com/office/word/2010/wordprocessingInk" xmlns:wne="http://schemas.microsoft.com/office/word/2006/wordml" xmlns:wps="http://schemas.microsoft.com/office/word/2010/wordprocessingShape" mc:Ignorable="w14 w15 w16se w16cid w16 w16cex w16sdtdh wp14">
   <w:abstractNum w:abstractNumId="0" w15:restartNumberingAfterBreak="0">
     <w:nsid w:val="2A826B2B"/>
     <w:multiLevelType w:val="hybridMultilevel"/>
@@ -1162,7 +1212,7 @@
 </file>
 
 <file path=word/styles.xml><?xml version="1.0" encoding="utf-8"?>
-<w:styles xmlns:mc="http://schemas.openxmlformats.org/markup-compatibility/2006" xmlns:r="http://schemas.openxmlformats.org/officeDocument/2006/relationships" xmlns:w="http://schemas.openxmlformats.org/wordprocessingml/2006/main" xmlns:w14="http://schemas.microsoft.com/office/word/2010/wordml" xmlns:w15="http://schemas.microsoft.com/office/word/2012/wordml" xmlns:w16cex="http://schemas.microsoft.com/office/word/2018/wordml/cex" xmlns:w16cid="http://schemas.microsoft.com/office/word/2016/wordml/cid" xmlns:w16="http://schemas.microsoft.com/office/word/2018/wordml" xmlns:w16du="http://schemas.microsoft.com/office/word/2023/wordml/word16du" xmlns:w16sdtdh="http://schemas.microsoft.com/office/word/2020/wordml/sdtdatahash" xmlns:w16sdtfl="http://schemas.microsoft.com/office/word/2024/wordml/sdtformatlock" xmlns:w16se="http://schemas.microsoft.com/office/word/2015/wordml/symex" mc:Ignorable="w14 w15 w16se w16cid w16 w16cex w16sdtdh w16sdtfl w16du">
+<w:styles xmlns:mc="http://schemas.openxmlformats.org/markup-compatibility/2006" xmlns:r="http://schemas.openxmlformats.org/officeDocument/2006/relationships" xmlns:w="http://schemas.openxmlformats.org/wordprocessingml/2006/main" xmlns:w14="http://schemas.microsoft.com/office/word/2010/wordml" xmlns:w15="http://schemas.microsoft.com/office/word/2012/wordml" xmlns:w16cex="http://schemas.microsoft.com/office/word/2018/wordml/cex" xmlns:w16cid="http://schemas.microsoft.com/office/word/2016/wordml/cid" xmlns:w16="http://schemas.microsoft.com/office/word/2018/wordml" xmlns:w16sdtdh="http://schemas.microsoft.com/office/word/2020/wordml/sdtdatahash" xmlns:w16se="http://schemas.microsoft.com/office/word/2015/wordml/symex" mc:Ignorable="w14 w15 w16se w16cid w16 w16cex w16sdtdh">
   <w:docDefaults>
     <w:rPrDefault>
       <w:rPr>
